--- a/day02完成情况文档.docx
+++ b/day02完成情况文档.docx
@@ -1218,7 +1218,22 @@
           <w:rFonts w:ascii="Arial" w:hAnsi="Arial" w:eastAsia="等线" w:cs="Arial"/>
           <w:sz w:val="22"/>
         </w:rPr>
-        <w:t>：__________</w:t>
+        <w:t>：__</w:t>
+      </w:r>
+      <w:r>
+        <w:rPr>
+          <w:rFonts w:hint="eastAsia" w:ascii="Arial" w:hAnsi="Arial" w:eastAsia="等线" w:cs="Arial"/>
+          <w:sz w:val="22"/>
+          <w:lang w:val="en-US" w:eastAsia="zh-CN"/>
+        </w:rPr>
+        <w:t>王哲山</w:t>
+      </w:r>
+      <w:r>
+        <w:rPr>
+          <w:rFonts w:ascii="Arial" w:hAnsi="Arial" w:eastAsia="等线" w:cs="Arial"/>
+          <w:sz w:val="22"/>
+        </w:rPr>
+        <w:t>________</w:t>
       </w:r>
     </w:p>
     <w:p>
@@ -1240,17 +1255,32 @@
           <w:rFonts w:ascii="Arial" w:hAnsi="Arial" w:eastAsia="等线" w:cs="Arial"/>
           <w:sz w:val="22"/>
         </w:rPr>
-        <w:t>：__________</w:t>
-      </w:r>
-    </w:p>
-    <w:p>
-      <w:pPr>
-        <w:spacing w:before="120" w:after="120" w:line="288" w:lineRule="auto"/>
-        <w:ind w:left="0"/>
-        <w:jc w:val="left"/>
-      </w:pPr>
+        <w:t>：______</w:t>
+      </w:r>
+      <w:r>
+        <w:rPr>
+          <w:rFonts w:hint="eastAsia" w:ascii="Arial" w:hAnsi="Arial" w:eastAsia="等线" w:cs="Arial"/>
+          <w:sz w:val="22"/>
+          <w:lang w:val="en-US" w:eastAsia="zh-CN"/>
+        </w:rPr>
+        <w:t>2026.7.10</w:t>
+      </w:r>
       <w:bookmarkStart w:id="9" w:name="_GoBack"/>
       <w:bookmarkEnd w:id="9"/>
+      <w:r>
+        <w:rPr>
+          <w:rFonts w:ascii="Arial" w:hAnsi="Arial" w:eastAsia="等线" w:cs="Arial"/>
+          <w:sz w:val="22"/>
+        </w:rPr>
+        <w:t>____</w:t>
+      </w:r>
+    </w:p>
+    <w:p>
+      <w:pPr>
+        <w:spacing w:before="120" w:after="120" w:line="288" w:lineRule="auto"/>
+        <w:ind w:left="0"/>
+        <w:jc w:val="left"/>
+      </w:pPr>
     </w:p>
     <w:sectPr>
       <w:headerReference r:id="rId3" w:type="default"/>
@@ -2109,6 +2139,7 @@
       <w:jc w:val="both"/>
     </w:pPr>
     <w:rPr>
+      <w:rFonts w:asciiTheme="minorHAnsi" w:hAnsiTheme="minorHAnsi" w:eastAsiaTheme="minorEastAsia" w:cstheme="minorBidi"/>
       <w:sz w:val="21"/>
       <w:szCs w:val="22"/>
     </w:rPr>
